--- a/apps/legal-docs-blueprints/templates/inversiones_Sociedad/acuerdo_inversion/acuerdo_inversion_mujer.docx
+++ b/apps/legal-docs-blueprints/templates/inversiones_Sociedad/acuerdo_inversion/acuerdo_inversion_mujer.docx
@@ -1,6 +1,6 @@
 
 <file path=word/document.xml><?xml version="1.0" encoding="utf-8"?>
-<w:document xmlns:o="urn:schemas-microsoft-com:office:office" xmlns:r="http://schemas.openxmlformats.org/officeDocument/2006/relationships" xmlns:v="urn:schemas-microsoft-com:vml" xmlns:w="http://schemas.openxmlformats.org/wordprocessingml/2006/main" xmlns:w10="urn:schemas-microsoft-com:office:word" xmlns:wp="http://schemas.openxmlformats.org/drawingml/2006/wordprocessingDrawing" xmlns:wps="http://schemas.microsoft.com/office/word/2010/wordprocessingShape" xmlns:wpg="http://schemas.microsoft.com/office/word/2010/wordprocessingGroup" xmlns:mc="http://schemas.openxmlformats.org/markup-compatibility/2006" xmlns:wp14="http://schemas.microsoft.com/office/word/2010/wordprocessingDrawing" xmlns:w14="http://schemas.microsoft.com/office/word/2010/wordml" xmlns:w15="http://schemas.microsoft.com/office/word/2012/wordml" mc:Ignorable="w14 wp14 w15">
+<w:document xmlns:o="urn:schemas-microsoft-com:office:office" xmlns:r="http://schemas.openxmlformats.org/officeDocument/2006/relationships" xmlns:v="urn:schemas-microsoft-com:vml" xmlns:w="http://schemas.openxmlformats.org/wordprocessingml/2006/main" xmlns:w10="urn:schemas-microsoft-com:office:word" xmlns:wp="http://schemas.openxmlformats.org/drawingml/2006/wordprocessingDrawing" xmlns:pic="http://schemas.openxmlformats.org/drawingml/2006/picture" xmlns:wps="http://schemas.microsoft.com/office/word/2010/wordprocessingShape" xmlns:wpg="http://schemas.microsoft.com/office/word/2010/wordprocessingGroup" xmlns:mc="http://schemas.openxmlformats.org/markup-compatibility/2006" xmlns:wp14="http://schemas.microsoft.com/office/word/2010/wordprocessingDrawing" xmlns:w14="http://schemas.microsoft.com/office/word/2010/wordml" xmlns:w15="http://schemas.microsoft.com/office/word/2012/wordml" mc:Ignorable="w14 wp14 w15">
   <w:body>
     <w:p>
       <w:pPr>
@@ -29,7 +29,6 @@
     <w:p>
       <w:pPr>
         <w:pStyle w:val="normal1"/>
-        <w:pBdr/>
         <w:spacing w:lineRule="auto" w:line="240" w:before="1" w:after="0"/>
         <w:rPr>
           <w:rFonts w:ascii="Quattrocento Sans" w:hAnsi="Quattrocento Sans" w:eastAsia="Quattrocento Sans" w:cs="Quattrocento Sans"/>
@@ -54,7 +53,6 @@
     <w:p>
       <w:pPr>
         <w:pStyle w:val="normal1"/>
-        <w:pBdr/>
         <w:tabs>
           <w:tab w:val="clear" w:pos="720"/>
           <w:tab w:val="left" w:pos="4810" w:leader="none"/>
@@ -121,16 +119,7 @@
           <w:sz w:val="20"/>
           <w:szCs w:val="20"/>
         </w:rPr>
-        <w:t>{fechaInicioContrato}</w:t>
-      </w:r>
-      <w:r>
-        <w:rPr>
-          <w:rFonts w:eastAsia="Quattrocento Sans" w:cs="Quattrocento Sans"/>
-          <w:color w:val="000000"/>
-          <w:sz w:val="20"/>
-          <w:szCs w:val="20"/>
-        </w:rPr>
-        <w:t>, comparecemos, por una parte:</w:t>
+        <w:t>{fechaInicioContrato}, comparecemos, por una parte:</w:t>
       </w:r>
       <w:r>
         <w:rPr>
@@ -239,22 +228,37 @@
           <w:sz w:val="20"/>
           <w:szCs w:val="20"/>
         </w:rPr>
-        <w:t xml:space="preserve">extendido por el Registro Nacional de las Personas –RENAP- República de Guatemala Centroamérica, guatemalteco, comerciante, de este domicilio, </w:t>
-      </w:r>
-      <w:r>
-        <w:rPr>
-          <w:rFonts w:eastAsia="Quattrocento Sans" w:cs="Quattrocento Sans"/>
-          <w:color w:val="000000"/>
-          <w:sz w:val="20"/>
-          <w:szCs w:val="20"/>
-        </w:rPr>
-        <w:t>(en adelante también referido como el “INVERSIONISTA);</w:t>
-      </w:r>
-    </w:p>
-    <w:p>
-      <w:pPr>
-        <w:pStyle w:val="normal1"/>
-        <w:pBdr/>
+        <w:t>extendido por el Registro Nacional de las Personas –RENAP- República de Guatemala Centroamérica, guatemaltec</w:t>
+      </w:r>
+      <w:r>
+        <w:rPr>
+          <w:rFonts w:eastAsia="Quattrocento Sans" w:cs="Quattrocento Sans"/>
+          <w:sz w:val="20"/>
+          <w:szCs w:val="20"/>
+        </w:rPr>
+        <w:t>o</w:t>
+      </w:r>
+      <w:r>
+        <w:rPr>
+          <w:rFonts w:eastAsia="Quattrocento Sans" w:cs="Quattrocento Sans"/>
+          <w:sz w:val="20"/>
+          <w:szCs w:val="20"/>
+        </w:rPr>
+        <w:t xml:space="preserve">, </w:t>
+      </w:r>
+      <w:r>
+        <w:rPr>
+          <w:rFonts w:eastAsia="Quattrocento Sans" w:cs="Quattrocento Sans"/>
+          <w:color w:val="000000"/>
+          <w:sz w:val="20"/>
+          <w:szCs w:val="20"/>
+        </w:rPr>
+        <w:t>comerciante, de este domicilio, Actúo en mi calidad de {responsabilidadInversionista} de la entidad denominada {nombreSociedadInversionista}, lo que acredito con el Acta Notarial en la que consta mi nombramiento, autorizada en la ciudad de Guatemala el día {fechaAutorizacionActaNombramiento} por el Notario {nombreNotarioActaNombramiento} acta que se encuentra inscrita en el Registro Mercantil General de la República al número de Registro: {numeroRegistroSociedad} Folio: {folioRegistroSociedad}; Libro: {libroRegistroSociedad} de Auxiliares de Comercio (en adelante también referido como la “INVERSIONISTA)</w:t>
+      </w:r>
+    </w:p>
+    <w:p>
+      <w:pPr>
+        <w:pStyle w:val="normal1"/>
         <w:tabs>
           <w:tab w:val="clear" w:pos="720"/>
           <w:tab w:val="left" w:pos="4529" w:leader="none"/>
@@ -366,7 +370,6 @@
     <w:p>
       <w:pPr>
         <w:pStyle w:val="normal1"/>
-        <w:pBdr/>
         <w:spacing w:lineRule="auto" w:line="480" w:before="1" w:after="0"/>
         <w:ind w:right="330"/>
         <w:jc w:val="both"/>
@@ -480,7 +483,6 @@
     <w:p>
       <w:pPr>
         <w:pStyle w:val="normal1"/>
-        <w:pBdr/>
         <w:spacing w:lineRule="auto" w:line="480" w:before="1" w:after="0"/>
         <w:ind w:right="330"/>
         <w:jc w:val="both"/>
@@ -597,7 +599,6 @@
     <w:p>
       <w:pPr>
         <w:pStyle w:val="normal1"/>
-        <w:pBdr/>
         <w:spacing w:lineRule="auto" w:line="480"/>
         <w:ind w:right="330"/>
         <w:jc w:val="both"/>
@@ -688,7 +689,6 @@
     <w:p>
       <w:pPr>
         <w:pStyle w:val="normal1"/>
-        <w:pBdr/>
         <w:spacing w:lineRule="auto" w:line="480" w:before="3" w:after="0"/>
         <w:ind w:right="330"/>
         <w:jc w:val="both"/>
@@ -839,7 +839,6 @@
     <w:p>
       <w:pPr>
         <w:pStyle w:val="normal1"/>
-        <w:pBdr/>
         <w:spacing w:lineRule="auto" w:line="480" w:before="3" w:after="0"/>
         <w:ind w:right="330"/>
         <w:jc w:val="both"/>
@@ -935,7 +934,6 @@
           <w:ilvl w:val="0"/>
           <w:numId w:val="3"/>
         </w:numPr>
-        <w:pBdr/>
         <w:tabs>
           <w:tab w:val="clear" w:pos="720"/>
           <w:tab w:val="left" w:pos="260" w:leader="none"/>
@@ -997,7 +995,6 @@
     <w:p>
       <w:pPr>
         <w:pStyle w:val="normal1"/>
-        <w:pBdr/>
         <w:spacing w:lineRule="auto" w:line="480"/>
         <w:ind w:right="336"/>
         <w:jc w:val="both"/>
@@ -1041,7 +1038,6 @@
     <w:p>
       <w:pPr>
         <w:pStyle w:val="normal1"/>
-        <w:pBdr/>
         <w:spacing w:lineRule="auto" w:line="475" w:before="2" w:after="0"/>
         <w:ind w:right="334"/>
         <w:jc w:val="both"/>
@@ -1069,7 +1065,6 @@
           <w:ilvl w:val="1"/>
           <w:numId w:val="3"/>
         </w:numPr>
-        <w:pBdr/>
         <w:tabs>
           <w:tab w:val="clear" w:pos="720"/>
           <w:tab w:val="left" w:pos="392" w:leader="none"/>
@@ -1097,7 +1092,6 @@
     <w:p>
       <w:pPr>
         <w:pStyle w:val="normal1"/>
-        <w:pBdr/>
         <w:spacing w:lineRule="auto" w:line="240" w:before="1" w:after="0"/>
         <w:rPr>
           <w:rFonts w:ascii="Quattrocento Sans" w:hAnsi="Quattrocento Sans" w:eastAsia="Quattrocento Sans" w:cs="Quattrocento Sans"/>
@@ -1118,7 +1112,6 @@
     <w:p>
       <w:pPr>
         <w:pStyle w:val="normal1"/>
-        <w:pBdr/>
         <w:jc w:val="both"/>
         <w:rPr>
           <w:rFonts w:ascii="Quattrocento Sans" w:hAnsi="Quattrocento Sans" w:eastAsia="Quattrocento Sans" w:cs="Quattrocento Sans"/>
@@ -1144,7 +1137,6 @@
           <w:ilvl w:val="1"/>
           <w:numId w:val="3"/>
         </w:numPr>
-        <w:pBdr/>
         <w:tabs>
           <w:tab w:val="clear" w:pos="720"/>
           <w:tab w:val="left" w:pos="429" w:leader="none"/>
@@ -1176,7 +1168,6 @@
           <w:ilvl w:val="0"/>
           <w:numId w:val="3"/>
         </w:numPr>
-        <w:pBdr/>
         <w:tabs>
           <w:tab w:val="clear" w:pos="720"/>
           <w:tab w:val="left" w:pos="240" w:leader="none"/>
@@ -1265,7 +1256,6 @@
           <w:ilvl w:val="0"/>
           <w:numId w:val="3"/>
         </w:numPr>
-        <w:pBdr/>
         <w:tabs>
           <w:tab w:val="clear" w:pos="720"/>
           <w:tab w:val="left" w:pos="255" w:leader="none"/>
@@ -1337,7 +1327,6 @@
     <w:p>
       <w:pPr>
         <w:pStyle w:val="normal1"/>
-        <w:pBdr/>
         <w:spacing w:lineRule="auto" w:line="240" w:before="1" w:after="0"/>
         <w:jc w:val="both"/>
         <w:rPr>
@@ -1360,7 +1349,6 @@
     <w:p>
       <w:pPr>
         <w:pStyle w:val="normal1"/>
-        <w:pBdr/>
         <w:rPr>
           <w:rFonts w:ascii="Quattrocento Sans" w:hAnsi="Quattrocento Sans" w:eastAsia="Quattrocento Sans" w:cs="Quattrocento Sans"/>
           <w:color w:val="000000"/>
@@ -1384,7 +1372,6 @@
           <w:ilvl w:val="0"/>
           <w:numId w:val="2"/>
         </w:numPr>
-        <w:pBdr/>
         <w:tabs>
           <w:tab w:val="clear" w:pos="720"/>
           <w:tab w:val="left" w:pos="1080" w:leader="none"/>
@@ -1411,7 +1398,6 @@
     <w:p>
       <w:pPr>
         <w:pStyle w:val="normal1"/>
-        <w:pBdr/>
         <w:rPr>
           <w:rFonts w:ascii="Quattrocento Sans" w:hAnsi="Quattrocento Sans" w:eastAsia="Quattrocento Sans" w:cs="Quattrocento Sans"/>
           <w:color w:val="000000"/>
@@ -1435,7 +1421,6 @@
           <w:ilvl w:val="0"/>
           <w:numId w:val="2"/>
         </w:numPr>
-        <w:pBdr/>
         <w:tabs>
           <w:tab w:val="clear" w:pos="720"/>
           <w:tab w:val="left" w:pos="1077" w:leader="none"/>
@@ -1468,7 +1453,6 @@
           <w:ilvl w:val="0"/>
           <w:numId w:val="2"/>
         </w:numPr>
-        <w:pBdr/>
         <w:tabs>
           <w:tab w:val="clear" w:pos="720"/>
           <w:tab w:val="left" w:pos="1076" w:leader="none"/>
@@ -1501,7 +1485,6 @@
           <w:ilvl w:val="0"/>
           <w:numId w:val="2"/>
         </w:numPr>
-        <w:pBdr/>
         <w:tabs>
           <w:tab w:val="clear" w:pos="720"/>
           <w:tab w:val="left" w:pos="1080" w:leader="none"/>
@@ -1533,7 +1516,6 @@
           <w:ilvl w:val="0"/>
           <w:numId w:val="2"/>
         </w:numPr>
-        <w:pBdr/>
         <w:tabs>
           <w:tab w:val="clear" w:pos="720"/>
           <w:tab w:val="left" w:pos="1078" w:leader="none"/>
@@ -1566,7 +1548,6 @@
           <w:ilvl w:val="0"/>
           <w:numId w:val="2"/>
         </w:numPr>
-        <w:pBdr/>
         <w:tabs>
           <w:tab w:val="clear" w:pos="720"/>
           <w:tab w:val="left" w:pos="1080" w:leader="none"/>
@@ -1616,7 +1597,6 @@
           <w:ilvl w:val="0"/>
           <w:numId w:val="3"/>
         </w:numPr>
-        <w:pBdr/>
         <w:tabs>
           <w:tab w:val="clear" w:pos="720"/>
           <w:tab w:val="left" w:pos="250" w:leader="none"/>
@@ -1659,7 +1639,6 @@
           <w:ilvl w:val="0"/>
           <w:numId w:val="3"/>
         </w:numPr>
-        <w:pBdr/>
         <w:tabs>
           <w:tab w:val="clear" w:pos="720"/>
           <w:tab w:val="left" w:pos="193" w:leader="none"/>
@@ -1702,7 +1681,6 @@
           <w:ilvl w:val="1"/>
           <w:numId w:val="3"/>
         </w:numPr>
-        <w:pBdr/>
         <w:tabs>
           <w:tab w:val="clear" w:pos="720"/>
           <w:tab w:val="left" w:pos="317" w:leader="none"/>
@@ -1741,7 +1719,6 @@
           <w:ilvl w:val="1"/>
           <w:numId w:val="3"/>
         </w:numPr>
-        <w:pBdr/>
         <w:tabs>
           <w:tab w:val="clear" w:pos="720"/>
           <w:tab w:val="left" w:pos="364" w:leader="none"/>
@@ -1818,7 +1795,6 @@
     <w:p>
       <w:pPr>
         <w:pStyle w:val="normal1"/>
-        <w:pBdr/>
         <w:tabs>
           <w:tab w:val="clear" w:pos="720"/>
           <w:tab w:val="left" w:pos="364" w:leader="none"/>
@@ -1857,7 +1833,6 @@
           <w:ilvl w:val="1"/>
           <w:numId w:val="3"/>
         </w:numPr>
-        <w:pBdr/>
         <w:tabs>
           <w:tab w:val="clear" w:pos="720"/>
           <w:tab w:val="left" w:pos="477" w:leader="none"/>
@@ -1905,7 +1880,6 @@
     <w:p>
       <w:pPr>
         <w:pStyle w:val="normal1"/>
-        <w:pBdr/>
         <w:spacing w:lineRule="auto" w:line="480"/>
         <w:ind w:right="333"/>
         <w:jc w:val="both"/>
@@ -1940,7 +1914,6 @@
           <w:ilvl w:val="1"/>
           <w:numId w:val="3"/>
         </w:numPr>
-        <w:pBdr/>
         <w:tabs>
           <w:tab w:val="clear" w:pos="720"/>
           <w:tab w:val="left" w:pos="424" w:leader="none"/>
@@ -1969,31 +1942,29 @@
     <w:p>
       <w:pPr>
         <w:pStyle w:val="normal1"/>
-        <w:pBdr/>
-        <w:rPr>
-          <w:rFonts w:ascii="Quattrocento Sans" w:hAnsi="Quattrocento Sans" w:eastAsia="Quattrocento Sans" w:cs="Quattrocento Sans"/>
-          <w:b/>
-          <w:bCs/>
-          <w:color w:val="000000"/>
-          <w:sz w:val="20"/>
-          <w:szCs w:val="20"/>
-        </w:rPr>
-      </w:pPr>
-      <w:r>
-        <w:rPr>
-          <w:rFonts w:eastAsia="Quattrocento Sans" w:cs="Quattrocento Sans"/>
-          <w:b/>
-          <w:bCs/>
-          <w:color w:val="000000"/>
-          <w:sz w:val="20"/>
-          <w:szCs w:val="20"/>
-        </w:rPr>
-      </w:r>
-    </w:p>
-    <w:p>
-      <w:pPr>
-        <w:pStyle w:val="normal1"/>
-        <w:pBdr/>
+        <w:rPr>
+          <w:rFonts w:ascii="Quattrocento Sans" w:hAnsi="Quattrocento Sans" w:eastAsia="Quattrocento Sans" w:cs="Quattrocento Sans"/>
+          <w:b/>
+          <w:bCs/>
+          <w:color w:val="000000"/>
+          <w:sz w:val="20"/>
+          <w:szCs w:val="20"/>
+        </w:rPr>
+      </w:pPr>
+      <w:r>
+        <w:rPr>
+          <w:rFonts w:eastAsia="Quattrocento Sans" w:cs="Quattrocento Sans"/>
+          <w:b/>
+          <w:bCs/>
+          <w:color w:val="000000"/>
+          <w:sz w:val="20"/>
+          <w:szCs w:val="20"/>
+        </w:rPr>
+      </w:r>
+    </w:p>
+    <w:p>
+      <w:pPr>
+        <w:pStyle w:val="normal1"/>
         <w:spacing w:lineRule="auto" w:line="480"/>
         <w:ind w:right="337"/>
         <w:jc w:val="both"/>
@@ -2017,7 +1988,6 @@
     <w:p>
       <w:pPr>
         <w:pStyle w:val="normal1"/>
-        <w:pBdr/>
         <w:spacing w:lineRule="auto" w:line="480" w:before="1" w:after="0"/>
         <w:ind w:right="331"/>
         <w:jc w:val="both"/>
@@ -2048,7 +2018,6 @@
     <w:p>
       <w:pPr>
         <w:pStyle w:val="normal1"/>
-        <w:pBdr/>
         <w:spacing w:lineRule="auto" w:line="480"/>
         <w:ind w:right="334"/>
         <w:jc w:val="both"/>
@@ -2087,35 +2056,12 @@
           <w:ilvl w:val="1"/>
           <w:numId w:val="3"/>
         </w:numPr>
-        <w:pBdr/>
         <w:shd w:val="clear" w:fill="auto"/>
         <w:spacing w:lineRule="auto" w:line="480" w:before="0" w:after="0"/>
         <w:ind w:hanging="394" w:left="394" w:right="334"/>
         <w:jc w:val="both"/>
         <w:rPr>
           <w:rFonts w:ascii="Quattrocento Sans" w:hAnsi="Quattrocento Sans" w:eastAsia="Quattrocento Sans" w:cs="Quattrocento Sans"/>
-          <w:b w:val="false"/>
-          <w:bCs w:val="false"/>
-          <w:i w:val="false"/>
-          <w:i w:val="false"/>
-          <w:iCs w:val="false"/>
-          <w:caps w:val="false"/>
-          <w:smallCaps w:val="false"/>
-          <w:strike w:val="false"/>
-          <w:dstrike w:val="false"/>
-          <w:color w:val="000000"/>
-          <w:position w:val="0"/>
-          <w:sz w:val="20"/>
-          <w:sz w:val="20"/>
-          <w:szCs w:val="20"/>
-          <w:u w:val="none"/>
-          <w:shd w:fill="auto" w:val="clear"/>
-          <w:vertAlign w:val="baseline"/>
-        </w:rPr>
-      </w:pPr>
-      <w:r>
-        <w:rPr>
-          <w:rFonts w:eastAsia="Quattrocento Sans" w:cs="Quattrocento Sans"/>
           <w:b w:val="false"/>
           <w:bCs w:val="false"/>
           <w:i w:val="false"/>
@@ -2127,42 +2073,6 @@
           <w:color w:val="000000"/>
           <w:position w:val="0"/>
           <w:sz w:val="20"/>
-          <w:sz w:val="20"/>
-          <w:szCs w:val="20"/>
-          <w:u w:val="none"/>
-          <w:shd w:fill="auto" w:val="clear"/>
-          <w:vertAlign w:val="baseline"/>
-        </w:rPr>
-        <w:t>En caso de que una inversión incurra en mora por más de tres (3) meses, la misma será considerada como una inversión en recuperación.</w:t>
-      </w:r>
-    </w:p>
-    <w:p>
-      <w:pPr>
-        <w:pStyle w:val="normal1"/>
-        <w:keepNext w:val="false"/>
-        <w:keepLines w:val="false"/>
-        <w:pageBreakBefore w:val="false"/>
-        <w:widowControl w:val="false"/>
-        <w:pBdr/>
-        <w:shd w:val="clear" w:fill="auto"/>
-        <w:spacing w:lineRule="auto" w:line="480" w:before="0" w:after="0"/>
-        <w:ind w:hanging="0" w:left="394" w:right="334"/>
-        <w:jc w:val="both"/>
-        <w:rPr>
-          <w:rFonts w:ascii="Quattrocento Sans" w:hAnsi="Quattrocento Sans" w:eastAsia="Quattrocento Sans" w:cs="Quattrocento Sans"/>
-          <w:b w:val="false"/>
-          <w:bCs w:val="false"/>
-          <w:i w:val="false"/>
-          <w:i w:val="false"/>
-          <w:iCs w:val="false"/>
-          <w:caps w:val="false"/>
-          <w:smallCaps w:val="false"/>
-          <w:strike w:val="false"/>
-          <w:dstrike w:val="false"/>
-          <w:color w:val="000000"/>
-          <w:position w:val="0"/>
-          <w:sz w:val="20"/>
-          <w:sz w:val="20"/>
           <w:szCs w:val="20"/>
           <w:u w:val="none"/>
           <w:shd w:fill="auto" w:val="clear"/>
@@ -2183,6 +2093,57 @@
           <w:color w:val="000000"/>
           <w:position w:val="0"/>
           <w:sz w:val="20"/>
+          <w:szCs w:val="20"/>
+          <w:u w:val="none"/>
+          <w:shd w:fill="auto" w:val="clear"/>
+          <w:vertAlign w:val="baseline"/>
+        </w:rPr>
+        <w:t>En caso de que una inversión incurra en mora por más de tres (3) meses, la misma será considerada como una inversión en recuperación.</w:t>
+      </w:r>
+    </w:p>
+    <w:p>
+      <w:pPr>
+        <w:pStyle w:val="normal1"/>
+        <w:keepNext w:val="false"/>
+        <w:keepLines w:val="false"/>
+        <w:pageBreakBefore w:val="false"/>
+        <w:widowControl w:val="false"/>
+        <w:shd w:val="clear" w:fill="auto"/>
+        <w:spacing w:lineRule="auto" w:line="480" w:before="0" w:after="0"/>
+        <w:ind w:hanging="0" w:left="394" w:right="334"/>
+        <w:jc w:val="both"/>
+        <w:rPr>
+          <w:rFonts w:ascii="Quattrocento Sans" w:hAnsi="Quattrocento Sans" w:eastAsia="Quattrocento Sans" w:cs="Quattrocento Sans"/>
+          <w:b w:val="false"/>
+          <w:bCs w:val="false"/>
+          <w:i w:val="false"/>
+          <w:iCs w:val="false"/>
+          <w:caps w:val="false"/>
+          <w:smallCaps w:val="false"/>
+          <w:strike w:val="false"/>
+          <w:dstrike w:val="false"/>
+          <w:color w:val="000000"/>
+          <w:position w:val="0"/>
+          <w:sz w:val="20"/>
+          <w:szCs w:val="20"/>
+          <w:u w:val="none"/>
+          <w:shd w:fill="auto" w:val="clear"/>
+          <w:vertAlign w:val="baseline"/>
+        </w:rPr>
+      </w:pPr>
+      <w:r>
+        <w:rPr>
+          <w:rFonts w:eastAsia="Quattrocento Sans" w:cs="Quattrocento Sans"/>
+          <w:b w:val="false"/>
+          <w:bCs w:val="false"/>
+          <w:i w:val="false"/>
+          <w:iCs w:val="false"/>
+          <w:caps w:val="false"/>
+          <w:smallCaps w:val="false"/>
+          <w:strike w:val="false"/>
+          <w:dstrike w:val="false"/>
+          <w:color w:val="000000"/>
+          <w:position w:val="0"/>
           <w:sz w:val="20"/>
           <w:szCs w:val="20"/>
           <w:u w:val="none"/>
@@ -2203,35 +2164,12 @@
           <w:ilvl w:val="0"/>
           <w:numId w:val="4"/>
         </w:numPr>
-        <w:pBdr/>
         <w:shd w:val="clear" w:fill="auto"/>
         <w:spacing w:lineRule="auto" w:line="480" w:before="0" w:after="0"/>
         <w:ind w:hanging="360" w:left="754" w:right="334"/>
         <w:jc w:val="both"/>
         <w:rPr>
           <w:rFonts w:ascii="Quattrocento Sans" w:hAnsi="Quattrocento Sans" w:eastAsia="Quattrocento Sans" w:cs="Quattrocento Sans"/>
-          <w:b w:val="false"/>
-          <w:bCs w:val="false"/>
-          <w:i w:val="false"/>
-          <w:i w:val="false"/>
-          <w:iCs w:val="false"/>
-          <w:caps w:val="false"/>
-          <w:smallCaps w:val="false"/>
-          <w:strike w:val="false"/>
-          <w:dstrike w:val="false"/>
-          <w:color w:val="000000"/>
-          <w:position w:val="0"/>
-          <w:sz w:val="20"/>
-          <w:sz w:val="20"/>
-          <w:szCs w:val="20"/>
-          <w:u w:val="none"/>
-          <w:shd w:fill="auto" w:val="clear"/>
-          <w:vertAlign w:val="baseline"/>
-        </w:rPr>
-      </w:pPr>
-      <w:r>
-        <w:rPr>
-          <w:rFonts w:eastAsia="Quattrocento Sans" w:cs="Quattrocento Sans"/>
           <w:b w:val="false"/>
           <w:bCs w:val="false"/>
           <w:i w:val="false"/>
@@ -2243,6 +2181,25 @@
           <w:color w:val="000000"/>
           <w:position w:val="0"/>
           <w:sz w:val="20"/>
+          <w:szCs w:val="20"/>
+          <w:u w:val="none"/>
+          <w:shd w:fill="auto" w:val="clear"/>
+          <w:vertAlign w:val="baseline"/>
+        </w:rPr>
+      </w:pPr>
+      <w:r>
+        <w:rPr>
+          <w:rFonts w:eastAsia="Quattrocento Sans" w:cs="Quattrocento Sans"/>
+          <w:b w:val="false"/>
+          <w:bCs w:val="false"/>
+          <w:i w:val="false"/>
+          <w:iCs w:val="false"/>
+          <w:caps w:val="false"/>
+          <w:smallCaps w:val="false"/>
+          <w:strike w:val="false"/>
+          <w:dstrike w:val="false"/>
+          <w:color w:val="000000"/>
+          <w:position w:val="0"/>
           <w:sz w:val="20"/>
           <w:szCs w:val="20"/>
           <w:u w:val="none"/>
@@ -2263,35 +2220,12 @@
           <w:ilvl w:val="0"/>
           <w:numId w:val="4"/>
         </w:numPr>
-        <w:pBdr/>
         <w:shd w:val="clear" w:fill="auto"/>
         <w:spacing w:lineRule="auto" w:line="480" w:before="0" w:after="0"/>
         <w:ind w:hanging="360" w:left="754" w:right="334"/>
         <w:jc w:val="both"/>
         <w:rPr>
           <w:rFonts w:ascii="Quattrocento Sans" w:hAnsi="Quattrocento Sans" w:eastAsia="Quattrocento Sans" w:cs="Quattrocento Sans"/>
-          <w:b w:val="false"/>
-          <w:bCs w:val="false"/>
-          <w:i w:val="false"/>
-          <w:i w:val="false"/>
-          <w:iCs w:val="false"/>
-          <w:caps w:val="false"/>
-          <w:smallCaps w:val="false"/>
-          <w:strike w:val="false"/>
-          <w:dstrike w:val="false"/>
-          <w:color w:val="000000"/>
-          <w:position w:val="0"/>
-          <w:sz w:val="20"/>
-          <w:sz w:val="20"/>
-          <w:szCs w:val="20"/>
-          <w:u w:val="none"/>
-          <w:shd w:fill="auto" w:val="clear"/>
-          <w:vertAlign w:val="baseline"/>
-        </w:rPr>
-      </w:pPr>
-      <w:r>
-        <w:rPr>
-          <w:rFonts w:eastAsia="Quattrocento Sans" w:cs="Quattrocento Sans"/>
           <w:b w:val="false"/>
           <w:bCs w:val="false"/>
           <w:i w:val="false"/>
@@ -2303,19 +2237,37 @@
           <w:color w:val="000000"/>
           <w:position w:val="0"/>
           <w:sz w:val="20"/>
-          <w:sz w:val="20"/>
           <w:szCs w:val="20"/>
           <w:u w:val="none"/>
           <w:shd w:fill="auto" w:val="clear"/>
           <w:vertAlign w:val="baseline"/>
         </w:rPr>
+      </w:pPr>
+      <w:r>
+        <w:rPr>
+          <w:rFonts w:eastAsia="Quattrocento Sans" w:cs="Quattrocento Sans"/>
+          <w:b w:val="false"/>
+          <w:bCs w:val="false"/>
+          <w:i w:val="false"/>
+          <w:iCs w:val="false"/>
+          <w:caps w:val="false"/>
+          <w:smallCaps w:val="false"/>
+          <w:strike w:val="false"/>
+          <w:dstrike w:val="false"/>
+          <w:color w:val="000000"/>
+          <w:position w:val="0"/>
+          <w:sz w:val="20"/>
+          <w:szCs w:val="20"/>
+          <w:u w:val="none"/>
+          <w:shd w:fill="auto" w:val="clear"/>
+          <w:vertAlign w:val="baseline"/>
+        </w:rPr>
         <w:t>Sustituir total o parcialmente la inversión por otra inversión vigente dentro de la cartera que administra, cuando ello sea operativamente posible.</w:t>
       </w:r>
     </w:p>
     <w:p>
       <w:pPr>
         <w:pStyle w:val="normal1"/>
-        <w:pBdr/>
         <w:tabs>
           <w:tab w:val="left" w:pos="720" w:leader="none"/>
         </w:tabs>
@@ -2342,7 +2294,6 @@
     <w:p>
       <w:pPr>
         <w:pStyle w:val="normal1"/>
-        <w:pBdr/>
         <w:tabs>
           <w:tab w:val="left" w:pos="720" w:leader="none"/>
         </w:tabs>
@@ -2380,7 +2331,6 @@
           <w:ilvl w:val="0"/>
           <w:numId w:val="3"/>
         </w:numPr>
-        <w:pBdr/>
         <w:tabs>
           <w:tab w:val="clear" w:pos="720"/>
           <w:tab w:val="left" w:pos="245" w:leader="none"/>
@@ -2430,7 +2380,6 @@
           <w:ilvl w:val="0"/>
           <w:numId w:val="1"/>
         </w:numPr>
-        <w:pBdr/>
         <w:tabs>
           <w:tab w:val="left" w:pos="718" w:leader="none"/>
           <w:tab w:val="left" w:pos="720" w:leader="none"/>
@@ -2462,7 +2411,6 @@
           <w:ilvl w:val="0"/>
           <w:numId w:val="1"/>
         </w:numPr>
-        <w:pBdr/>
         <w:tabs>
           <w:tab w:val="left" w:pos="717" w:leader="none"/>
           <w:tab w:val="left" w:pos="720" w:leader="none"/>
@@ -2494,7 +2442,6 @@
           <w:ilvl w:val="0"/>
           <w:numId w:val="1"/>
         </w:numPr>
-        <w:pBdr/>
         <w:tabs>
           <w:tab w:val="left" w:pos="717" w:leader="none"/>
           <w:tab w:val="left" w:pos="720" w:leader="none"/>
@@ -2526,7 +2473,6 @@
           <w:ilvl w:val="0"/>
           <w:numId w:val="1"/>
         </w:numPr>
-        <w:pBdr/>
         <w:tabs>
           <w:tab w:val="left" w:pos="720" w:leader="none"/>
         </w:tabs>
@@ -2560,7 +2506,6 @@
     <w:p>
       <w:pPr>
         <w:pStyle w:val="normal1"/>
-        <w:pBdr/>
         <w:ind w:hanging="0" w:left="720"/>
         <w:rPr>
           <w:rFonts w:ascii="Quattrocento Sans" w:hAnsi="Quattrocento Sans" w:eastAsia="Quattrocento Sans" w:cs="Quattrocento Sans"/>
@@ -2582,7 +2527,6 @@
     <w:p>
       <w:pPr>
         <w:pStyle w:val="normal1"/>
-        <w:pBdr/>
         <w:spacing w:lineRule="auto" w:line="240" w:before="1" w:after="0"/>
         <w:rPr>
           <w:rFonts w:ascii="Quattrocento Sans" w:hAnsi="Quattrocento Sans" w:eastAsia="Quattrocento Sans" w:cs="Quattrocento Sans"/>
@@ -2607,7 +2551,6 @@
           <w:ilvl w:val="0"/>
           <w:numId w:val="1"/>
         </w:numPr>
-        <w:pBdr/>
         <w:tabs>
           <w:tab w:val="left" w:pos="718" w:leader="none"/>
           <w:tab w:val="left" w:pos="720" w:leader="none"/>
@@ -2642,7 +2585,6 @@
     <w:p>
       <w:pPr>
         <w:pStyle w:val="normal1"/>
-        <w:pBdr/>
         <w:spacing w:lineRule="auto" w:line="480"/>
         <w:ind w:right="336"/>
         <w:jc w:val="both"/>
@@ -2666,7 +2608,6 @@
     <w:p>
       <w:pPr>
         <w:pStyle w:val="normal1"/>
-        <w:pBdr/>
         <w:spacing w:lineRule="auto" w:line="480" w:before="1" w:after="0"/>
         <w:ind w:right="331"/>
         <w:jc w:val="both"/>
@@ -2737,7 +2678,6 @@
     <w:p>
       <w:pPr>
         <w:pStyle w:val="normal1"/>
-        <w:pBdr/>
         <w:spacing w:lineRule="auto" w:line="480" w:before="1" w:after="0"/>
         <w:ind w:right="331"/>
         <w:jc w:val="both"/>
@@ -2768,7 +2708,6 @@
     <w:p>
       <w:pPr>
         <w:pStyle w:val="normal1"/>
-        <w:pBdr/>
         <w:spacing w:lineRule="auto" w:line="480"/>
         <w:ind w:right="327"/>
         <w:jc w:val="both"/>
@@ -2821,7 +2760,6 @@
     <w:p>
       <w:pPr>
         <w:pStyle w:val="normal1"/>
-        <w:pBdr/>
         <w:spacing w:lineRule="auto" w:line="480"/>
         <w:ind w:right="335"/>
         <w:jc w:val="both"/>
@@ -2856,7 +2794,6 @@
     <w:p>
       <w:pPr>
         <w:pStyle w:val="normal1"/>
-        <w:pBdr/>
         <w:spacing w:lineRule="auto" w:line="480" w:before="2" w:after="0"/>
         <w:ind w:right="328"/>
         <w:jc w:val="both"/>
@@ -2896,7 +2833,6 @@
     <w:p>
       <w:pPr>
         <w:pStyle w:val="normal1"/>
-        <w:pBdr/>
         <w:spacing w:lineRule="auto" w:line="480"/>
         <w:ind w:right="331"/>
         <w:jc w:val="both"/>
@@ -2920,7 +2856,6 @@
     <w:p>
       <w:pPr>
         <w:pStyle w:val="normal1"/>
-        <w:pBdr/>
         <w:spacing w:lineRule="auto" w:line="480"/>
         <w:ind w:right="328"/>
         <w:jc w:val="both"/>
@@ -2985,7 +2920,6 @@
     <w:p>
       <w:pPr>
         <w:pStyle w:val="normal1"/>
-        <w:pBdr/>
         <w:spacing w:lineRule="auto" w:line="480" w:before="1" w:after="0"/>
         <w:ind w:right="332"/>
         <w:jc w:val="both"/>
@@ -3016,7 +2950,6 @@
     <w:p>
       <w:pPr>
         <w:pStyle w:val="normal1"/>
-        <w:pBdr/>
         <w:spacing w:lineRule="auto" w:line="480"/>
         <w:ind w:right="333"/>
         <w:jc w:val="both"/>
@@ -3057,7 +2990,6 @@
     <w:p>
       <w:pPr>
         <w:pStyle w:val="normal1"/>
-        <w:pBdr/>
         <w:spacing w:lineRule="auto" w:line="480"/>
         <w:jc w:val="both"/>
         <w:rPr>
@@ -3113,7 +3045,6 @@
     <w:p>
       <w:pPr>
         <w:pStyle w:val="normal1"/>
-        <w:pBdr/>
         <w:spacing w:lineRule="auto" w:line="480"/>
         <w:jc w:val="both"/>
         <w:rPr>
@@ -3243,7 +3174,6 @@
     <w:p>
       <w:pPr>
         <w:pStyle w:val="normal1"/>
-        <w:pBdr/>
         <w:spacing w:lineRule="auto" w:line="480"/>
         <w:ind w:right="331"/>
         <w:jc w:val="both"/>
@@ -3278,7 +3208,6 @@
     <w:p>
       <w:pPr>
         <w:pStyle w:val="normal1"/>
-        <w:pBdr/>
         <w:spacing w:lineRule="auto" w:line="480"/>
         <w:ind w:right="331"/>
         <w:jc w:val="both"/>
@@ -3322,79 +3251,74 @@
     <w:p>
       <w:pPr>
         <w:pStyle w:val="normal1"/>
-        <w:pBdr/>
-        <w:rPr>
-          <w:rFonts w:ascii="Quattrocento Sans" w:hAnsi="Quattrocento Sans" w:eastAsia="Quattrocento Sans" w:cs="Quattrocento Sans"/>
-          <w:sz w:val="20"/>
-          <w:szCs w:val="20"/>
-        </w:rPr>
-      </w:pPr>
-      <w:r>
-        <w:rPr>
-          <w:rFonts w:eastAsia="Quattrocento Sans" w:cs="Quattrocento Sans"/>
-          <w:sz w:val="20"/>
-          <w:szCs w:val="20"/>
-        </w:rPr>
-      </w:r>
-    </w:p>
-    <w:p>
-      <w:pPr>
-        <w:pStyle w:val="normal1"/>
-        <w:pBdr/>
-        <w:rPr>
-          <w:rFonts w:ascii="Quattrocento Sans" w:hAnsi="Quattrocento Sans" w:eastAsia="Quattrocento Sans" w:cs="Quattrocento Sans"/>
-          <w:sz w:val="20"/>
-          <w:szCs w:val="20"/>
-        </w:rPr>
-      </w:pPr>
-      <w:r>
-        <w:rPr>
-          <w:rFonts w:eastAsia="Quattrocento Sans" w:cs="Quattrocento Sans"/>
-          <w:sz w:val="20"/>
-          <w:szCs w:val="20"/>
-        </w:rPr>
-      </w:r>
-    </w:p>
-    <w:p>
-      <w:pPr>
-        <w:pStyle w:val="normal1"/>
-        <w:pBdr/>
-        <w:rPr>
-          <w:rFonts w:ascii="Quattrocento Sans" w:hAnsi="Quattrocento Sans" w:eastAsia="Quattrocento Sans" w:cs="Quattrocento Sans"/>
-          <w:sz w:val="20"/>
-          <w:szCs w:val="20"/>
-        </w:rPr>
-      </w:pPr>
-      <w:r>
-        <w:rPr>
-          <w:rFonts w:eastAsia="Quattrocento Sans" w:cs="Quattrocento Sans"/>
-          <w:sz w:val="20"/>
-          <w:szCs w:val="20"/>
-        </w:rPr>
-      </w:r>
-    </w:p>
-    <w:p>
-      <w:pPr>
-        <w:pStyle w:val="normal1"/>
-        <w:pBdr/>
-        <w:rPr>
-          <w:rFonts w:ascii="Quattrocento Sans" w:hAnsi="Quattrocento Sans" w:eastAsia="Quattrocento Sans" w:cs="Quattrocento Sans"/>
-          <w:sz w:val="20"/>
-          <w:szCs w:val="20"/>
-        </w:rPr>
-      </w:pPr>
-      <w:r>
-        <w:rPr>
-          <w:rFonts w:eastAsia="Quattrocento Sans" w:cs="Quattrocento Sans"/>
-          <w:sz w:val="20"/>
-          <w:szCs w:val="20"/>
-        </w:rPr>
-      </w:r>
-    </w:p>
-    <w:p>
-      <w:pPr>
-        <w:pStyle w:val="normal1"/>
-        <w:pBdr/>
+        <w:rPr>
+          <w:rFonts w:ascii="Quattrocento Sans" w:hAnsi="Quattrocento Sans" w:eastAsia="Quattrocento Sans" w:cs="Quattrocento Sans"/>
+          <w:sz w:val="20"/>
+          <w:szCs w:val="20"/>
+        </w:rPr>
+      </w:pPr>
+      <w:r>
+        <w:rPr>
+          <w:rFonts w:eastAsia="Quattrocento Sans" w:cs="Quattrocento Sans"/>
+          <w:sz w:val="20"/>
+          <w:szCs w:val="20"/>
+        </w:rPr>
+      </w:r>
+    </w:p>
+    <w:p>
+      <w:pPr>
+        <w:pStyle w:val="normal1"/>
+        <w:rPr>
+          <w:rFonts w:ascii="Quattrocento Sans" w:hAnsi="Quattrocento Sans" w:eastAsia="Quattrocento Sans" w:cs="Quattrocento Sans"/>
+          <w:sz w:val="20"/>
+          <w:szCs w:val="20"/>
+        </w:rPr>
+      </w:pPr>
+      <w:r>
+        <w:rPr>
+          <w:rFonts w:eastAsia="Quattrocento Sans" w:cs="Quattrocento Sans"/>
+          <w:sz w:val="20"/>
+          <w:szCs w:val="20"/>
+        </w:rPr>
+      </w:r>
+    </w:p>
+    <w:p>
+      <w:pPr>
+        <w:pStyle w:val="normal1"/>
+        <w:rPr>
+          <w:rFonts w:ascii="Quattrocento Sans" w:hAnsi="Quattrocento Sans" w:eastAsia="Quattrocento Sans" w:cs="Quattrocento Sans"/>
+          <w:sz w:val="20"/>
+          <w:szCs w:val="20"/>
+        </w:rPr>
+      </w:pPr>
+      <w:r>
+        <w:rPr>
+          <w:rFonts w:eastAsia="Quattrocento Sans" w:cs="Quattrocento Sans"/>
+          <w:sz w:val="20"/>
+          <w:szCs w:val="20"/>
+        </w:rPr>
+      </w:r>
+    </w:p>
+    <w:p>
+      <w:pPr>
+        <w:pStyle w:val="normal1"/>
+        <w:rPr>
+          <w:rFonts w:ascii="Quattrocento Sans" w:hAnsi="Quattrocento Sans" w:eastAsia="Quattrocento Sans" w:cs="Quattrocento Sans"/>
+          <w:sz w:val="20"/>
+          <w:szCs w:val="20"/>
+        </w:rPr>
+      </w:pPr>
+      <w:r>
+        <w:rPr>
+          <w:rFonts w:eastAsia="Quattrocento Sans" w:cs="Quattrocento Sans"/>
+          <w:sz w:val="20"/>
+          <w:szCs w:val="20"/>
+        </w:rPr>
+      </w:r>
+    </w:p>
+    <w:p>
+      <w:pPr>
+        <w:pStyle w:val="normal1"/>
         <w:spacing w:lineRule="auto" w:line="240" w:before="1" w:after="0"/>
         <w:rPr>
           <w:rFonts w:ascii="Quattrocento Sans" w:hAnsi="Quattrocento Sans" w:eastAsia="Quattrocento Sans" w:cs="Quattrocento Sans"/>
@@ -3415,7 +3339,6 @@
     <w:p>
       <w:pPr>
         <w:pStyle w:val="normal1"/>
-        <w:pBdr/>
         <w:tabs>
           <w:tab w:val="clear" w:pos="720"/>
           <w:tab w:val="left" w:pos="4236" w:leader="none"/>
@@ -3441,7 +3364,6 @@
     <w:p>
       <w:pPr>
         <w:pStyle w:val="normal1"/>
-        <w:pBdr/>
         <w:tabs>
           <w:tab w:val="clear" w:pos="720"/>
           <w:tab w:val="left" w:pos="4236" w:leader="none"/>
@@ -3451,7 +3373,6 @@
           <w:rFonts w:ascii="Quattrocento Sans" w:hAnsi="Quattrocento Sans" w:eastAsia="Quattrocento Sans" w:cs="Quattrocento Sans"/>
           <w:b/>
           <w:bCs/>
-          <w:i/>
           <w:i/>
           <w:iCs/>
           <w:sz w:val="16"/>
@@ -3466,16 +3387,10 @@
         </w:sdtPr>
         <w:sdtContent>
           <w:r>
-            <w:rPr>
-              <w:b/>
-              <w:bCs/>
-            </w:rPr>
+            <w:rPr/>
           </w:r>
           <w:r>
-            <w:rPr>
-              <w:b/>
-              <w:bCs/>
-            </w:rPr>
+            <w:rPr/>
           </w:r>
         </w:sdtContent>
       </w:sdt>
@@ -3529,12 +3444,10 @@
     <w:p>
       <w:pPr>
         <w:pStyle w:val="normal1"/>
-        <w:pBdr/>
-        <w:rPr>
-          <w:rFonts w:ascii="Quattrocento Sans" w:hAnsi="Quattrocento Sans" w:eastAsia="Quattrocento Sans" w:cs="Quattrocento Sans"/>
-          <w:b/>
-          <w:bCs/>
-          <w:i/>
+        <w:rPr>
+          <w:rFonts w:ascii="Quattrocento Sans" w:hAnsi="Quattrocento Sans" w:eastAsia="Quattrocento Sans" w:cs="Quattrocento Sans"/>
+          <w:b/>
+          <w:bCs/>
           <w:i/>
           <w:iCs/>
           <w:color w:val="000000"/>
@@ -3572,16 +3485,19 @@
 </file>
 
 <file path=word/comments.xml><?xml version="1.0" encoding="utf-8"?>
-<w:comments xmlns:o="urn:schemas-microsoft-com:office:office" xmlns:r="http://schemas.openxmlformats.org/officeDocument/2006/relationships" xmlns:v="urn:schemas-microsoft-com:vml" xmlns:w="http://schemas.openxmlformats.org/wordprocessingml/2006/main" xmlns:w10="urn:schemas-microsoft-com:office:word" xmlns:wp="http://schemas.openxmlformats.org/drawingml/2006/wordprocessingDrawing" xmlns:wps="http://schemas.microsoft.com/office/word/2010/wordprocessingShape" xmlns:wpg="http://schemas.microsoft.com/office/word/2010/wordprocessingGroup" xmlns:mc="http://schemas.openxmlformats.org/markup-compatibility/2006" xmlns:wp14="http://schemas.microsoft.com/office/word/2010/wordprocessingDrawing" xmlns:w14="http://schemas.microsoft.com/office/word/2010/wordml" xmlns:w15="http://schemas.microsoft.com/office/word/2012/wordml" mc:Ignorable="w14 wp14 w15">
+<w:comments xmlns:o="urn:schemas-microsoft-com:office:office" xmlns:r="http://schemas.openxmlformats.org/officeDocument/2006/relationships" xmlns:v="urn:schemas-microsoft-com:vml" xmlns:w="http://schemas.openxmlformats.org/wordprocessingml/2006/main" xmlns:w10="urn:schemas-microsoft-com:office:word" xmlns:wp="http://schemas.openxmlformats.org/drawingml/2006/wordprocessingDrawing" xmlns:pic="http://schemas.openxmlformats.org/drawingml/2006/picture" xmlns:wps="http://schemas.microsoft.com/office/word/2010/wordprocessingShape" xmlns:wpg="http://schemas.microsoft.com/office/word/2010/wordprocessingGroup" xmlns:mc="http://schemas.openxmlformats.org/markup-compatibility/2006" xmlns:wp14="http://schemas.microsoft.com/office/word/2010/wordprocessingDrawing" xmlns:w14="http://schemas.microsoft.com/office/word/2010/wordml" xmlns:w15="http://schemas.microsoft.com/office/word/2012/wordml" mc:Ignorable="w14 wp14 w15">
   <w:comment w:id="0" w:author="Lucrecia Cux" w:date="2026-04-28T14:25:11Z" w:initials="">
     <w:p>
       <w:pPr>
-        <w:overflowPunct w:val="false"/>
+        <w:overflowPunct w:val="true"/>
         <w:rPr/>
       </w:pPr>
       <w:r>
-        <w:rPr>
-          <w:rFonts w:ascii="Arial" w:hAnsi="Arial" w:eastAsia="Arial" w:cs="Arial"/>
+        <w:annotationRef/>
+      </w:r>
+      <w:r>
+        <w:rPr>
+          <w:rFonts w:eastAsia="Arial" w:cs="Arial" w:ascii="Arial" w:hAnsi="Arial"/>
           <w:b w:val="false"/>
           <w:bCs w:val="false"/>
           <w:i w:val="false"/>
@@ -3593,7 +3509,6 @@
           <w:color w:val="000000"/>
           <w:position w:val="0"/>
           <w:sz w:val="22"/>
-          <w:sz w:val="22"/>
           <w:szCs w:val="22"/>
           <w:u w:val="none"/>
           <w:shd w:fill="auto" w:val="clear"/>
@@ -3608,7 +3523,7 @@
 </file>
 
 <file path=word/header1.xml><?xml version="1.0" encoding="utf-8"?>
-<w:hdr xmlns:o="urn:schemas-microsoft-com:office:office" xmlns:r="http://schemas.openxmlformats.org/officeDocument/2006/relationships" xmlns:v="urn:schemas-microsoft-com:vml" xmlns:w="http://schemas.openxmlformats.org/wordprocessingml/2006/main" xmlns:w10="urn:schemas-microsoft-com:office:word" xmlns:wp="http://schemas.openxmlformats.org/drawingml/2006/wordprocessingDrawing" xmlns:wps="http://schemas.microsoft.com/office/word/2010/wordprocessingShape" xmlns:wpg="http://schemas.microsoft.com/office/word/2010/wordprocessingGroup" xmlns:mc="http://schemas.openxmlformats.org/markup-compatibility/2006" xmlns:wp14="http://schemas.microsoft.com/office/word/2010/wordprocessingDrawing" xmlns:w14="http://schemas.microsoft.com/office/word/2010/wordml" xmlns:w15="http://schemas.microsoft.com/office/word/2012/wordml" mc:Ignorable="w14 wp14 w15">
+<w:hdr xmlns:o="urn:schemas-microsoft-com:office:office" xmlns:r="http://schemas.openxmlformats.org/officeDocument/2006/relationships" xmlns:v="urn:schemas-microsoft-com:vml" xmlns:w="http://schemas.openxmlformats.org/wordprocessingml/2006/main" xmlns:w10="urn:schemas-microsoft-com:office:word" xmlns:wp="http://schemas.openxmlformats.org/drawingml/2006/wordprocessingDrawing" xmlns:pic="http://schemas.openxmlformats.org/drawingml/2006/picture" xmlns:wps="http://schemas.microsoft.com/office/word/2010/wordprocessingShape" xmlns:wpg="http://schemas.microsoft.com/office/word/2010/wordprocessingGroup" xmlns:mc="http://schemas.openxmlformats.org/markup-compatibility/2006" xmlns:wp14="http://schemas.microsoft.com/office/word/2010/wordprocessingDrawing" xmlns:w14="http://schemas.microsoft.com/office/word/2010/wordml" xmlns:w15="http://schemas.microsoft.com/office/word/2012/wordml" mc:Ignorable="w14 wp14 w15">
   <w:p>
     <w:pPr>
       <w:pStyle w:val="Header"/>
@@ -3622,11 +3537,10 @@
 </file>
 
 <file path=word/header2.xml><?xml version="1.0" encoding="utf-8"?>
-<w:hdr xmlns:o="urn:schemas-microsoft-com:office:office" xmlns:r="http://schemas.openxmlformats.org/officeDocument/2006/relationships" xmlns:v="urn:schemas-microsoft-com:vml" xmlns:w="http://schemas.openxmlformats.org/wordprocessingml/2006/main" xmlns:w10="urn:schemas-microsoft-com:office:word" xmlns:wp="http://schemas.openxmlformats.org/drawingml/2006/wordprocessingDrawing" xmlns:wps="http://schemas.microsoft.com/office/word/2010/wordprocessingShape" xmlns:wpg="http://schemas.microsoft.com/office/word/2010/wordprocessingGroup" xmlns:mc="http://schemas.openxmlformats.org/markup-compatibility/2006" xmlns:wp14="http://schemas.microsoft.com/office/word/2010/wordprocessingDrawing" xmlns:w14="http://schemas.microsoft.com/office/word/2010/wordml" xmlns:w15="http://schemas.microsoft.com/office/word/2012/wordml" mc:Ignorable="w14 wp14 w15">
+<w:hdr xmlns:o="urn:schemas-microsoft-com:office:office" xmlns:r="http://schemas.openxmlformats.org/officeDocument/2006/relationships" xmlns:v="urn:schemas-microsoft-com:vml" xmlns:w="http://schemas.openxmlformats.org/wordprocessingml/2006/main" xmlns:w10="urn:schemas-microsoft-com:office:word" xmlns:wp="http://schemas.openxmlformats.org/drawingml/2006/wordprocessingDrawing" xmlns:pic="http://schemas.openxmlformats.org/drawingml/2006/picture" xmlns:wps="http://schemas.microsoft.com/office/word/2010/wordprocessingShape" xmlns:wpg="http://schemas.microsoft.com/office/word/2010/wordprocessingGroup" xmlns:mc="http://schemas.openxmlformats.org/markup-compatibility/2006" xmlns:wp14="http://schemas.microsoft.com/office/word/2010/wordprocessingDrawing" xmlns:w14="http://schemas.microsoft.com/office/word/2010/wordml" xmlns:w15="http://schemas.microsoft.com/office/word/2012/wordml" mc:Ignorable="w14 wp14 w15">
   <w:p>
     <w:pPr>
       <w:pStyle w:val="normal1"/>
-      <w:pBdr/>
       <w:spacing w:lineRule="auto" w:line="12"/>
       <w:rPr>
         <w:color w:val="000000"/>
@@ -3641,7 +3555,7 @@
         <w:szCs w:val="20"/>
       </w:rPr>
       <w:drawing>
-        <wp:anchor behindDoc="1" distT="0" distB="0" distL="0" distR="0" simplePos="0" locked="0" layoutInCell="0" allowOverlap="1" relativeHeight="11">
+        <wp:anchor distT="0" distB="0" distL="0" distR="0" simplePos="0" relativeHeight="12" behindDoc="1" locked="0" layoutInCell="0" allowOverlap="1">
           <wp:simplePos x="0" y="0"/>
           <wp:positionH relativeFrom="page">
             <wp:posOffset>1236345</wp:posOffset>
@@ -3652,7 +3566,7 @@
           <wp:extent cx="1876425" cy="614045"/>
           <wp:effectExtent l="0" t="0" r="0" b="0"/>
           <wp:wrapNone/>
-          <wp:docPr id="1" name="image1.jpg" descr=""/>
+          <wp:docPr id="1" name="image1.jpg"/>
           <wp:cNvGraphicFramePr>
             <a:graphicFrameLocks xmlns:a="http://schemas.openxmlformats.org/drawingml/2006/main" noChangeAspect="1"/>
           </wp:cNvGraphicFramePr>
@@ -3660,7 +3574,7 @@
             <a:graphicData uri="http://schemas.openxmlformats.org/drawingml/2006/picture">
               <pic:pic xmlns:pic="http://schemas.openxmlformats.org/drawingml/2006/picture">
                 <pic:nvPicPr>
-                  <pic:cNvPr id="1" name="image1.jpg" descr=""/>
+                  <pic:cNvPr id="1" name="image1.jpg"/>
                   <pic:cNvPicPr>
                     <a:picLocks noChangeAspect="1" noChangeArrowheads="1"/>
                   </pic:cNvPicPr>
@@ -3679,6 +3593,7 @@
                   <a:prstGeom prst="rect">
                     <a:avLst/>
                   </a:prstGeom>
+                  <a:noFill/>
                 </pic:spPr>
               </pic:pic>
             </a:graphicData>
@@ -3691,11 +3606,10 @@
 </file>
 
 <file path=word/header3.xml><?xml version="1.0" encoding="utf-8"?>
-<w:hdr xmlns:o="urn:schemas-microsoft-com:office:office" xmlns:r="http://schemas.openxmlformats.org/officeDocument/2006/relationships" xmlns:v="urn:schemas-microsoft-com:vml" xmlns:w="http://schemas.openxmlformats.org/wordprocessingml/2006/main" xmlns:w10="urn:schemas-microsoft-com:office:word" xmlns:wp="http://schemas.openxmlformats.org/drawingml/2006/wordprocessingDrawing" xmlns:wps="http://schemas.microsoft.com/office/word/2010/wordprocessingShape" xmlns:wpg="http://schemas.microsoft.com/office/word/2010/wordprocessingGroup" xmlns:mc="http://schemas.openxmlformats.org/markup-compatibility/2006" xmlns:wp14="http://schemas.microsoft.com/office/word/2010/wordprocessingDrawing" xmlns:w14="http://schemas.microsoft.com/office/word/2010/wordml" xmlns:w15="http://schemas.microsoft.com/office/word/2012/wordml" mc:Ignorable="w14 wp14 w15">
+<w:hdr xmlns:o="urn:schemas-microsoft-com:office:office" xmlns:r="http://schemas.openxmlformats.org/officeDocument/2006/relationships" xmlns:v="urn:schemas-microsoft-com:vml" xmlns:w="http://schemas.openxmlformats.org/wordprocessingml/2006/main" xmlns:w10="urn:schemas-microsoft-com:office:word" xmlns:wp="http://schemas.openxmlformats.org/drawingml/2006/wordprocessingDrawing" xmlns:pic="http://schemas.openxmlformats.org/drawingml/2006/picture" xmlns:wps="http://schemas.microsoft.com/office/word/2010/wordprocessingShape" xmlns:wpg="http://schemas.microsoft.com/office/word/2010/wordprocessingGroup" xmlns:mc="http://schemas.openxmlformats.org/markup-compatibility/2006" xmlns:wp14="http://schemas.microsoft.com/office/word/2010/wordprocessingDrawing" xmlns:w14="http://schemas.microsoft.com/office/word/2010/wordml" xmlns:w15="http://schemas.microsoft.com/office/word/2012/wordml" mc:Ignorable="w14 wp14 w15">
   <w:p>
     <w:pPr>
       <w:pStyle w:val="normal1"/>
-      <w:pBdr/>
       <w:spacing w:lineRule="auto" w:line="12"/>
       <w:rPr>
         <w:color w:val="000000"/>
@@ -3710,7 +3624,7 @@
         <w:szCs w:val="20"/>
       </w:rPr>
       <w:drawing>
-        <wp:anchor behindDoc="1" distT="0" distB="0" distL="0" distR="0" simplePos="0" locked="0" layoutInCell="0" allowOverlap="1" relativeHeight="11">
+        <wp:anchor distT="0" distB="0" distL="0" distR="0" simplePos="0" relativeHeight="12" behindDoc="1" locked="0" layoutInCell="0" allowOverlap="1">
           <wp:simplePos x="0" y="0"/>
           <wp:positionH relativeFrom="page">
             <wp:posOffset>1236345</wp:posOffset>
@@ -3721,7 +3635,7 @@
           <wp:extent cx="1876425" cy="614045"/>
           <wp:effectExtent l="0" t="0" r="0" b="0"/>
           <wp:wrapNone/>
-          <wp:docPr id="2" name="image1.jpg" descr=""/>
+          <wp:docPr id="2" name="image1.jpg"/>
           <wp:cNvGraphicFramePr>
             <a:graphicFrameLocks xmlns:a="http://schemas.openxmlformats.org/drawingml/2006/main" noChangeAspect="1"/>
           </wp:cNvGraphicFramePr>
@@ -3729,7 +3643,7 @@
             <a:graphicData uri="http://schemas.openxmlformats.org/drawingml/2006/picture">
               <pic:pic xmlns:pic="http://schemas.openxmlformats.org/drawingml/2006/picture">
                 <pic:nvPicPr>
-                  <pic:cNvPr id="2" name="image1.jpg" descr=""/>
+                  <pic:cNvPr id="2" name="image1.jpg"/>
                   <pic:cNvPicPr>
                     <a:picLocks noChangeAspect="1" noChangeArrowheads="1"/>
                   </pic:cNvPicPr>
@@ -3748,6 +3662,7 @@
                   <a:prstGeom prst="rect">
                     <a:avLst/>
                   </a:prstGeom>
+                  <a:noFill/>
                 </pic:spPr>
               </pic:pic>
             </a:graphicData>
@@ -3774,13 +3689,13 @@
         <w:ind w:left="720" w:hanging="360"/>
       </w:pPr>
       <w:rPr>
+        <w:rFonts w:ascii="Quattrocento Sans" w:hAnsi="Quattrocento Sans" w:eastAsia="Quattrocento Sans" w:cs="Quattrocento Sans"/>
+        <w:b w:val="false"/>
+        <w:bCs w:val="false"/>
+        <w:i w:val="false"/>
+        <w:iCs w:val="false"/>
         <w:sz w:val="20"/>
-        <w:i w:val="false"/>
-        <w:b w:val="false"/>
         <w:szCs w:val="20"/>
-        <w:iCs w:val="false"/>
-        <w:bCs w:val="false"/>
-        <w:rFonts w:ascii="Quattrocento Sans" w:hAnsi="Quattrocento Sans" w:eastAsia="Quattrocento Sans" w:cs="Quattrocento Sans"/>
       </w:rPr>
     </w:lvl>
     <w:lvl w:ilvl="1">
@@ -3917,13 +3832,13 @@
         <w:ind w:left="1080" w:hanging="720"/>
       </w:pPr>
       <w:rPr>
+        <w:rFonts w:ascii="Quattrocento Sans" w:hAnsi="Quattrocento Sans" w:eastAsia="Quattrocento Sans" w:cs="Quattrocento Sans"/>
+        <w:b w:val="false"/>
+        <w:bCs w:val="false"/>
+        <w:i w:val="false"/>
+        <w:iCs w:val="false"/>
         <w:sz w:val="20"/>
-        <w:i w:val="false"/>
-        <w:b w:val="false"/>
         <w:szCs w:val="20"/>
-        <w:iCs w:val="false"/>
-        <w:bCs w:val="false"/>
-        <w:rFonts w:ascii="Quattrocento Sans" w:hAnsi="Quattrocento Sans" w:eastAsia="Quattrocento Sans" w:cs="Quattrocento Sans"/>
       </w:rPr>
     </w:lvl>
     <w:lvl w:ilvl="1">
@@ -4060,13 +3975,13 @@
         <w:ind w:left="0" w:hanging="247"/>
       </w:pPr>
       <w:rPr>
+        <w:rFonts w:ascii="Quattrocento Sans" w:hAnsi="Quattrocento Sans" w:eastAsia="Quattrocento Sans" w:cs="Quattrocento Sans"/>
+        <w:b/>
+        <w:bCs/>
+        <w:i w:val="false"/>
+        <w:iCs w:val="false"/>
         <w:sz w:val="20"/>
-        <w:i w:val="false"/>
-        <w:b/>
         <w:szCs w:val="20"/>
-        <w:iCs w:val="false"/>
-        <w:bCs/>
-        <w:rFonts w:ascii="Quattrocento Sans" w:hAnsi="Quattrocento Sans" w:eastAsia="Quattrocento Sans" w:cs="Quattrocento Sans"/>
       </w:rPr>
     </w:lvl>
     <w:lvl w:ilvl="1">
@@ -4081,13 +3996,13 @@
         <w:ind w:left="394" w:hanging="394"/>
       </w:pPr>
       <w:rPr>
+        <w:rFonts w:ascii="Quattrocento Sans" w:hAnsi="Quattrocento Sans" w:eastAsia="Quattrocento Sans" w:cs="Quattrocento Sans"/>
+        <w:b/>
+        <w:bCs/>
+        <w:i w:val="false"/>
+        <w:iCs w:val="false"/>
         <w:sz w:val="20"/>
-        <w:i w:val="false"/>
-        <w:b/>
         <w:szCs w:val="20"/>
-        <w:iCs w:val="false"/>
-        <w:bCs/>
-        <w:rFonts w:ascii="Quattrocento Sans" w:hAnsi="Quattrocento Sans" w:eastAsia="Quattrocento Sans" w:cs="Quattrocento Sans"/>
       </w:rPr>
     </w:lvl>
     <w:lvl w:ilvl="2">
@@ -4103,12 +4018,12 @@
       </w:pPr>
       <w:rPr>
         <w:rFonts w:ascii="Noto Sans Symbols" w:hAnsi="Noto Sans Symbols" w:cs="Noto Sans Symbols" w:hint="default"/>
+        <w:b w:val="false"/>
+        <w:bCs w:val="false"/>
+        <w:i w:val="false"/>
+        <w:iCs w:val="false"/>
         <w:sz w:val="20"/>
-        <w:i w:val="false"/>
-        <w:b w:val="false"/>
         <w:szCs w:val="20"/>
-        <w:iCs w:val="false"/>
-        <w:bCs w:val="false"/>
       </w:rPr>
     </w:lvl>
     <w:lvl w:ilvl="3">
@@ -4480,6 +4395,7 @@
     <w:qFormat/>
     <w:pPr>
       <w:widowControl w:val="false"/>
+      <w:suppressAutoHyphens w:val="true"/>
       <w:bidi w:val="0"/>
       <w:spacing w:before="0" w:after="0"/>
       <w:jc w:val="left"/>
@@ -4494,7 +4410,7 @@
     </w:rPr>
   </w:style>
   <w:style w:type="paragraph" w:styleId="Heading1">
-    <w:name w:val="Heading 1"/>
+    <w:name w:val="heading 1"/>
     <w:basedOn w:val="normal1"/>
     <w:next w:val="normal1"/>
     <w:qFormat/>
@@ -4511,7 +4427,7 @@
     </w:rPr>
   </w:style>
   <w:style w:type="paragraph" w:styleId="Heading2">
-    <w:name w:val="Heading 2"/>
+    <w:name w:val="heading 2"/>
     <w:basedOn w:val="normal1"/>
     <w:next w:val="normal1"/>
     <w:qFormat/>
@@ -4528,7 +4444,7 @@
     </w:rPr>
   </w:style>
   <w:style w:type="paragraph" w:styleId="Heading3">
-    <w:name w:val="Heading 3"/>
+    <w:name w:val="heading 3"/>
     <w:basedOn w:val="normal1"/>
     <w:next w:val="normal1"/>
     <w:qFormat/>
@@ -4545,7 +4461,7 @@
     </w:rPr>
   </w:style>
   <w:style w:type="paragraph" w:styleId="Heading4">
-    <w:name w:val="Heading 4"/>
+    <w:name w:val="heading 4"/>
     <w:basedOn w:val="normal1"/>
     <w:next w:val="normal1"/>
     <w:qFormat/>
@@ -4562,7 +4478,7 @@
     </w:rPr>
   </w:style>
   <w:style w:type="paragraph" w:styleId="Heading5">
-    <w:name w:val="Heading 5"/>
+    <w:name w:val="heading 5"/>
     <w:basedOn w:val="normal1"/>
     <w:next w:val="normal1"/>
     <w:qFormat/>
@@ -4577,7 +4493,7 @@
     </w:rPr>
   </w:style>
   <w:style w:type="paragraph" w:styleId="Heading6">
-    <w:name w:val="Heading 6"/>
+    <w:name w:val="heading 6"/>
     <w:basedOn w:val="normal1"/>
     <w:next w:val="normal1"/>
     <w:qFormat/>
@@ -4625,7 +4541,7 @@
     </w:rPr>
   </w:style>
   <w:style w:type="paragraph" w:styleId="Caption">
-    <w:name w:val="Caption"/>
+    <w:name w:val="caption"/>
     <w:basedOn w:val="Normal"/>
     <w:qFormat/>
     <w:pPr>
@@ -4651,11 +4567,38 @@
       <w:rFonts w:cs="Noto Sans Devanagari"/>
     </w:rPr>
   </w:style>
+  <w:style w:type="paragraph" w:styleId="Ttulouser">
+    <w:name w:val="Título (user)"/>
+    <w:basedOn w:val="Normal"/>
+    <w:next w:val="BodyText"/>
+    <w:qFormat/>
+    <w:pPr>
+      <w:keepNext w:val="true"/>
+      <w:spacing w:before="240" w:after="120"/>
+    </w:pPr>
+    <w:rPr>
+      <w:rFonts w:ascii="Liberation Sans" w:hAnsi="Liberation Sans" w:eastAsia="Noto Sans CJK SC" w:cs="Noto Sans Devanagari"/>
+      <w:sz w:val="28"/>
+      <w:szCs w:val="28"/>
+    </w:rPr>
+  </w:style>
+  <w:style w:type="paragraph" w:styleId="ndiceuser">
+    <w:name w:val="Índice (user)"/>
+    <w:basedOn w:val="Normal"/>
+    <w:qFormat/>
+    <w:pPr>
+      <w:suppressLineNumbers/>
+    </w:pPr>
+    <w:rPr>
+      <w:rFonts w:cs="Noto Sans Devanagari"/>
+    </w:rPr>
+  </w:style>
   <w:style w:type="paragraph" w:styleId="normal1" w:default="1">
     <w:name w:val="normal1"/>
     <w:qFormat/>
     <w:pPr>
       <w:widowControl w:val="false"/>
+      <w:suppressAutoHyphens w:val="true"/>
       <w:bidi w:val="0"/>
       <w:spacing w:before="0" w:after="0"/>
       <w:jc w:val="left"/>
@@ -4705,6 +4648,13 @@
       <w:szCs w:val="48"/>
     </w:rPr>
   </w:style>
+  <w:style w:type="paragraph" w:styleId="Cabeceraypieuser">
+    <w:name w:val="Cabecera y pie (user)"/>
+    <w:basedOn w:val="Normal"/>
+    <w:qFormat/>
+    <w:pPr/>
+    <w:rPr/>
+  </w:style>
   <w:style w:type="paragraph" w:styleId="Cabeceraypie">
     <w:name w:val="Cabecera y pie"/>
     <w:basedOn w:val="Normal"/>
@@ -4713,8 +4663,8 @@
     <w:rPr/>
   </w:style>
   <w:style w:type="paragraph" w:styleId="Header">
-    <w:name w:val="Header"/>
-    <w:basedOn w:val="Cabeceraypie"/>
+    <w:name w:val="header"/>
+    <w:basedOn w:val="Cabeceraypieuser"/>
     <w:pPr/>
     <w:rPr/>
   </w:style>
@@ -4740,34 +4690,34 @@
         <a:srgbClr val="000000"/>
       </a:dk1>
       <a:lt1>
-        <a:srgbClr val="ffffff"/>
+        <a:srgbClr val="FFFFFF"/>
       </a:lt1>
       <a:dk2>
-        <a:srgbClr val="1f497d"/>
+        <a:srgbClr val="1F497D"/>
       </a:dk2>
       <a:lt2>
-        <a:srgbClr val="eeece1"/>
+        <a:srgbClr val="EEECE1"/>
       </a:lt2>
       <a:accent1>
-        <a:srgbClr val="4f81bd"/>
+        <a:srgbClr val="4F81BD"/>
       </a:accent1>
       <a:accent2>
-        <a:srgbClr val="c0504d"/>
+        <a:srgbClr val="C0504D"/>
       </a:accent2>
       <a:accent3>
-        <a:srgbClr val="9bbb59"/>
+        <a:srgbClr val="9BBB59"/>
       </a:accent3>
       <a:accent4>
-        <a:srgbClr val="8064a2"/>
+        <a:srgbClr val="8064A2"/>
       </a:accent4>
       <a:accent5>
-        <a:srgbClr val="4bacc6"/>
+        <a:srgbClr val="4BACC6"/>
       </a:accent5>
       <a:accent6>
-        <a:srgbClr val="f79646"/>
+        <a:srgbClr val="F79646"/>
       </a:accent6>
       <a:hlink>
-        <a:srgbClr val="0000ff"/>
+        <a:srgbClr val="0000FF"/>
       </a:hlink>
       <a:folHlink>
         <a:srgbClr val="800080"/>

--- a/apps/legal-docs-blueprints/templates/inversiones_Sociedad/acuerdo_inversion/acuerdo_inversion_mujer.docx
+++ b/apps/legal-docs-blueprints/templates/inversiones_Sociedad/acuerdo_inversion/acuerdo_inversion_mujer.docx
@@ -228,32 +228,36 @@
           <w:sz w:val="20"/>
           <w:szCs w:val="20"/>
         </w:rPr>
-        <w:t>extendido por el Registro Nacional de las Personas –RENAP- República de Guatemala Centroamérica, guatemaltec</w:t>
-      </w:r>
-      <w:r>
-        <w:rPr>
-          <w:rFonts w:eastAsia="Quattrocento Sans" w:cs="Quattrocento Sans"/>
-          <w:sz w:val="20"/>
-          <w:szCs w:val="20"/>
-        </w:rPr>
-        <w:t>o</w:t>
-      </w:r>
-      <w:r>
-        <w:rPr>
-          <w:rFonts w:eastAsia="Quattrocento Sans" w:cs="Quattrocento Sans"/>
-          <w:sz w:val="20"/>
-          <w:szCs w:val="20"/>
-        </w:rPr>
-        <w:t xml:space="preserve">, </w:t>
-      </w:r>
-      <w:r>
-        <w:rPr>
-          <w:rFonts w:eastAsia="Quattrocento Sans" w:cs="Quattrocento Sans"/>
-          <w:color w:val="000000"/>
-          <w:sz w:val="20"/>
-          <w:szCs w:val="20"/>
-        </w:rPr>
-        <w:t>comerciante, de este domicilio, Actúo en mi calidad de {responsabilidadInversionista} de la entidad denominada {nombreSociedadInversionista}, lo que acredito con el Acta Notarial en la que consta mi nombramiento, autorizada en la ciudad de Guatemala el día {fechaAutorizacionActaNombramiento} por el Notario {nombreNotarioActaNombramiento} acta que se encuentra inscrita en el Registro Mercantil General de la República al número de Registro: {numeroRegistroSociedad} Folio: {folioRegistroSociedad}; Libro: {libroRegistroSociedad} de Auxiliares de Comercio (en adelante también referido como la “INVERSIONISTA)</w:t>
+        <w:t xml:space="preserve">extendido por el Registro Nacional de las Personas –RENAP- República de Guatemala Centroamérica, guatemalteco, </w:t>
+      </w:r>
+      <w:r>
+        <w:rPr>
+          <w:rFonts w:eastAsia="Quattrocento Sans" w:cs="Quattrocento Sans"/>
+          <w:color w:val="000000"/>
+          <w:sz w:val="20"/>
+          <w:szCs w:val="20"/>
+        </w:rPr>
+        <w:t xml:space="preserve">comerciante, de este domicilio, Actúo en mi calidad de {responsabilidadInversionista} de la entidad denominada </w:t>
+      </w:r>
+      <w:r>
+        <w:rPr>
+          <w:rFonts w:eastAsia="Quattrocento Sans" w:cs="Quattrocento Sans"/>
+          <w:b/>
+          <w:bCs/>
+          <w:color w:val="000000"/>
+          <w:sz w:val="20"/>
+          <w:szCs w:val="20"/>
+        </w:rPr>
+        <w:t>{nombreSociedadInversionista}</w:t>
+      </w:r>
+      <w:r>
+        <w:rPr>
+          <w:rFonts w:eastAsia="Quattrocento Sans" w:cs="Quattrocento Sans"/>
+          <w:color w:val="000000"/>
+          <w:sz w:val="20"/>
+          <w:szCs w:val="20"/>
+        </w:rPr>
+        <w:t>, lo que acredito con el Acta Notarial en la que consta mi nombramiento, autorizada en la ciudad de Guatemala el día {fechaAutorizacionActaNombramiento} por el Notario {nombreNotarioActaNombramiento} acta que se encuentra inscrita en el Registro Mercantil General de la República al número de Registro: {numeroRegistroSociedad} Folio: {folioRegistroSociedad}; Libro: {libroRegistroSociedad} de Auxiliares de Comercio (en adelante también referido como la “INVERSIONISTA)</w:t>
       </w:r>
     </w:p>
     <w:p>
@@ -3379,7 +3383,6 @@
           <w:szCs w:val="16"/>
         </w:rPr>
       </w:pPr>
-      <w:commentRangeStart w:id="0"/>
       <w:sdt>
         <w:sdtPr>
           <w:tag w:val="goog_rdk_3"/>
@@ -3408,24 +3411,6 @@
           <w:szCs w:val="16"/>
         </w:rPr>
         <w:tab/>
-      </w:r>
-      <w:r>
-        <w:rPr>
-          <w:rFonts w:eastAsia="Quattrocento Sans" w:cs="Quattrocento Sans"/>
-          <w:sz w:val="16"/>
-          <w:szCs w:val="16"/>
-        </w:rPr>
-      </w:r>
-      <w:commentRangeEnd w:id="0"/>
-      <w:r>
-        <w:commentReference w:id="0"/>
-      </w:r>
-      <w:r>
-        <w:rPr>
-          <w:rFonts w:eastAsia="Quattrocento Sans" w:cs="Quattrocento Sans"/>
-          <w:sz w:val="16"/>
-          <w:szCs w:val="16"/>
-        </w:rPr>
         <w:t xml:space="preserve">POR </w:t>
       </w:r>
       <w:r>
@@ -3482,44 +3467,6 @@
     </w:sectPr>
   </w:body>
 </w:document>
-</file>
-
-<file path=word/comments.xml><?xml version="1.0" encoding="utf-8"?>
-<w:comments xmlns:o="urn:schemas-microsoft-com:office:office" xmlns:r="http://schemas.openxmlformats.org/officeDocument/2006/relationships" xmlns:v="urn:schemas-microsoft-com:vml" xmlns:w="http://schemas.openxmlformats.org/wordprocessingml/2006/main" xmlns:w10="urn:schemas-microsoft-com:office:word" xmlns:wp="http://schemas.openxmlformats.org/drawingml/2006/wordprocessingDrawing" xmlns:pic="http://schemas.openxmlformats.org/drawingml/2006/picture" xmlns:wps="http://schemas.microsoft.com/office/word/2010/wordprocessingShape" xmlns:wpg="http://schemas.microsoft.com/office/word/2010/wordprocessingGroup" xmlns:mc="http://schemas.openxmlformats.org/markup-compatibility/2006" xmlns:wp14="http://schemas.microsoft.com/office/word/2010/wordprocessingDrawing" xmlns:w14="http://schemas.microsoft.com/office/word/2010/wordml" xmlns:w15="http://schemas.microsoft.com/office/word/2012/wordml" mc:Ignorable="w14 wp14 w15">
-  <w:comment w:id="0" w:author="Lucrecia Cux" w:date="2026-04-28T14:25:11Z" w:initials="">
-    <w:p>
-      <w:pPr>
-        <w:overflowPunct w:val="true"/>
-        <w:rPr/>
-      </w:pPr>
-      <w:r>
-        <w:annotationRef/>
-      </w:r>
-      <w:r>
-        <w:rPr>
-          <w:rFonts w:eastAsia="Arial" w:cs="Arial" w:ascii="Arial" w:hAnsi="Arial"/>
-          <w:b w:val="false"/>
-          <w:bCs w:val="false"/>
-          <w:i w:val="false"/>
-          <w:iCs w:val="false"/>
-          <w:caps w:val="false"/>
-          <w:smallCaps w:val="false"/>
-          <w:strike w:val="false"/>
-          <w:dstrike w:val="false"/>
-          <w:color w:val="000000"/>
-          <w:position w:val="0"/>
-          <w:sz w:val="22"/>
-          <w:szCs w:val="22"/>
-          <w:u w:val="none"/>
-          <w:shd w:fill="auto" w:val="clear"/>
-          <w:vertAlign w:val="baseline"/>
-          <w:lang w:val="en-US" w:eastAsia="en-US" w:bidi="en-US"/>
-        </w:rPr>
-        <w:t>NOMBRE DEL INVERSIONISTA EN LETRAS MAYÚSCULAS Y NEGRILLA</w:t>
-      </w:r>
-    </w:p>
-  </w:comment>
-</w:comments>
 </file>
 
 <file path=word/header1.xml><?xml version="1.0" encoding="utf-8"?>
